--- a/seminar/Abd Almahdi Dahla 212684527 - Evaluation Rubric.docx
+++ b/seminar/Abd Almahdi Dahla 212684527 - Evaluation Rubric.docx
@@ -567,7 +567,7 @@
                 <w:szCs w:val="24"/>
                 <w:rtl/>
               </w:rPr>
-              <w:t xml:space="preserve">- الالتزام بالعدد المطلوب (20 دراسة على الأقل): عدد الدراسات بالعربية (15)، بالأجنبية (10). (علامة)</w:t>
+              <w:t xml:space="preserve">- الالتزام بالعدد المطلوب (20 دراسة على الأقل): عدد الدراسات بالعربية (17)، بالأجنبية (10). (علامة)</w:t>
             </w:r>
           </w:p>
         </w:tc>
@@ -613,7 +613,7 @@
                 <w:szCs w:val="24"/>
                 <w:rtl/>
               </w:rPr>
-              <w:t xml:space="preserve">المجموع 25 دراسة: 15 دراسة عربية و10 دراسات أجنبية، كلها متعلقة مباشرة بموضوع البحث.</w:t>
+              <w:t xml:space="preserve">المجموع 27 دراسة: 17 دراسة عربية و10 دراسات أجنبية، كلها متعلقة مباشرة بموضوع البحث.</w:t>
             </w:r>
           </w:p>
         </w:tc>
@@ -1891,7 +1891,7 @@
                 <w:szCs w:val="24"/>
                 <w:rtl/>
               </w:rPr>
-              <w:t xml:space="preserve">تم التصويب وفق الملاحظة (نقص الفتاوى والتعقيب): ثلاث فتاوى مؤيدة (مجمع الفقه الدولي 1986، ندوة الكويت 1985، دار الإفتاء المصرية) وثلاث معارضة (مجمع الرابطة 1987، اللجنة الدائمة، ابن عثيمين)، لكل فتوى فرعان: النص/المضمون، والرد والتعقيب.</w:t>
+              <w:t xml:space="preserve">تم التصويب وفق الملاحظة (نقص الفتاوى والتعقيب): أربع فتاوى مؤيدة (مجمع الفقه الدولي 1986، ندوة الكويت 1985، دار الإفتاء المصرية رقم 11622، مجلس الإفتاء الأردني قرار 117) وثلاث معارضة (مجمع الرابطة 1987، اللجنة الدائمة، ابن عثيمين)، لكل فتوى فرعان: النص/المضمون، والرد والتعقيب.</w:t>
             </w:r>
           </w:p>
         </w:tc>

--- a/seminar/Abd Almahdi Dahla 212684527 - Evaluation Rubric.docx
+++ b/seminar/Abd Almahdi Dahla 212684527 - Evaluation Rubric.docx
@@ -1536,7 +1536,7 @@
                 <w:szCs w:val="24"/>
                 <w:rtl/>
               </w:rPr>
-              <w:t xml:space="preserve">تم التصويب: أُضيف فصل الآثار بخمسة مباحث: فقهية (تجهيز الميت، الإرث، العدة، الوصية، الجناية)، طبية، اجتماعية ونفسية، قانونية (جنائية ومدنية وتأديبية)، واقتصادية.</w:t>
+              <w:t xml:space="preserve">تم التصويب: أُضيف فصل الآثار بستة مباحث: فقهية (تجهيز الميت، الإرث، العدة، الوصية، الجناية)، طبية، اجتماعية ونفسية، قانونية (جنائية ومدنية وتأديبية)، اقتصادية، وعلمية تقنية.</w:t>
             </w:r>
           </w:p>
         </w:tc>

--- a/seminar/Abd Almahdi Dahla 212684527 - Evaluation Rubric.docx
+++ b/seminar/Abd Almahdi Dahla 212684527 - Evaluation Rubric.docx
@@ -1891,7 +1891,7 @@
                 <w:szCs w:val="24"/>
                 <w:rtl/>
               </w:rPr>
-              <w:t xml:space="preserve">تم التصويب وفق الملاحظة (نقص الفتاوى والتعقيب): أربع فتاوى مؤيدة (مجمع الفقه الدولي 1986، ندوة الكويت 1985، دار الإفتاء المصرية رقم 11622، مجلس الإفتاء الأردني قرار 117) وثلاث معارضة (مجمع الرابطة 1987، اللجنة الدائمة، ابن عثيمين)، لكل فتوى فرعان: النص/المضمون، والرد والتعقيب.</w:t>
+              <w:t xml:space="preserve">تم التصويب وفق الملاحظة (نقص الفتاوى والتعقيب): خمس فتاوى مؤيدة (مجمع الفقه الدولي 1986، ندوة الكويت 1985، دار الإفتاء المصرية رقم 11622، مجلس الإفتاء الأردني قرار 117، مركز الفتوى بإسلام ويب رقم 9005) وثلاث معارضة (مجمع الرابطة 1987، اللجنة الدائمة، ابن عثيمين)، لكل فتوى فرعان: النص/المضمون، والرد والتعقيب.</w:t>
             </w:r>
           </w:p>
         </w:tc>

--- a/seminar/Abd Almahdi Dahla 212684527 - Evaluation Rubric.docx
+++ b/seminar/Abd Almahdi Dahla 212684527 - Evaluation Rubric.docx
@@ -2605,7 +2605,7 @@
     <w:next w:val="Normal"/>
     <w:qFormat/>
     <w:rPr>
-      <w:color w:val="2E74B5"/>
+      <w:color w:val="000000"/>
       <w:sz w:val="32"/>
       <w:szCs w:val="32"/>
     </w:rPr>
@@ -2616,7 +2616,7 @@
     <w:next w:val="Normal"/>
     <w:qFormat/>
     <w:rPr>
-      <w:color w:val="2E74B5"/>
+      <w:color w:val="000000"/>
       <w:sz w:val="26"/>
       <w:szCs w:val="26"/>
     </w:rPr>
@@ -2627,7 +2627,7 @@
     <w:next w:val="Normal"/>
     <w:qFormat/>
     <w:rPr>
-      <w:color w:val="1F4D78"/>
+      <w:color w:val="000000"/>
       <w:sz w:val="24"/>
       <w:szCs w:val="24"/>
     </w:rPr>
@@ -2640,7 +2640,7 @@
     <w:rPr>
       <w:i/>
       <w:iCs/>
-      <w:color w:val="2E74B5"/>
+      <w:color w:val="000000"/>
     </w:rPr>
   </w:style>
   <w:style w:type="paragraph" w:styleId="Heading5">
@@ -2649,7 +2649,7 @@
     <w:next w:val="Normal"/>
     <w:qFormat/>
     <w:rPr>
-      <w:color w:val="2E74B5"/>
+      <w:color w:val="000000"/>
     </w:rPr>
   </w:style>
   <w:style w:type="paragraph" w:styleId="Heading6">
@@ -2658,7 +2658,7 @@
     <w:next w:val="Normal"/>
     <w:qFormat/>
     <w:rPr>
-      <w:color w:val="1F4D78"/>
+      <w:color w:val="000000"/>
     </w:rPr>
   </w:style>
   <w:style w:type="paragraph" w:styleId="Strong">
@@ -2682,7 +2682,7 @@
     <w:uiPriority w:val="99"/>
     <w:unhideWhenUsed/>
     <w:rPr>
-      <w:color w:val="0563C1"/>
+      <w:color w:val="000000"/>
       <w:u w:val="single"/>
     </w:rPr>
   </w:style>

--- a/seminar/Abd Almahdi Dahla 212684527 - Evaluation Rubric.docx
+++ b/seminar/Abd Almahdi Dahla 212684527 - Evaluation Rubric.docx
@@ -2369,7 +2369,7 @@
           <w:szCs w:val="24"/>
           <w:rtl/>
         </w:rPr>
-        <w:t xml:space="preserve">توقيع الطالب: عبد المهدي دحلة          التاريخ: ____ / ____ / 2026م</w:t>
+        <w:t xml:space="preserve">توقيع الطالب: عبد المهدي دحلة          التاريخ: 30 / 08 / 2026م</w:t>
       </w:r>
     </w:p>
     <w:sectPr>
